--- a/epreuves/2026-2027/DGCAST_Sequence_1/DGCAST_F3_Geography_Seq1_2026-2027.docx
+++ b/epreuves/2026-2027/DGCAST_Sequence_1/DGCAST_F3_Geography_Seq1_2026-2027.docx
@@ -262,7 +262,7 @@
                 <wp:inline distT="0" distB="0" distL="0" distR="0">
                   <wp:extent cx="1428750" cy="1104900"/>
                   <wp:effectExtent t="0" r="0" b="0" l="0"/>
-                  <wp:docPr id="8" name="" descr="" title=""/>
+                  <wp:docPr id="9" name="" descr="" title=""/>
                   <wp:cNvGraphicFramePr>
                     <a:graphicFrameLocks xmlns:a="http://schemas.openxmlformats.org/drawingml/2006/main" noChangeAspect="1"/>
                   </wp:cNvGraphicFramePr>
@@ -1396,7 +1396,7 @@
           <w:sz w:val="22"/>
           <w:szCs w:val="22"/>
         </w:rPr>
-        <w:t xml:space="preserve">Answer ALL questions on this question paper. Calculators are allowed.</w:t>
+        <w:t xml:space="preserve">Answer ALL questions on this question paper.</w:t>
       </w:r>
     </w:p>
     <w:p>
@@ -1505,7 +1505,7 @@
                 <w:sz w:val="22"/>
                 <w:szCs w:val="22"/>
               </w:rPr>
-              <w:t xml:space="preserve">1. From the Sun, the Earth is the:</w:t>
+              <w:t xml:space="preserve">1. The shape of the Earth is best described as:</w:t>
             </w:r>
           </w:p>
           <w:p>
@@ -1519,7 +1519,7 @@
                 <w:sz w:val="22"/>
                 <w:szCs w:val="22"/>
               </w:rPr>
-              <w:t xml:space="preserve">A.  First planet</w:t>
+              <w:t xml:space="preserve">A.  A flat disc</w:t>
             </w:r>
           </w:p>
           <w:p>
@@ -1533,7 +1533,7 @@
                 <w:sz w:val="22"/>
                 <w:szCs w:val="22"/>
               </w:rPr>
-              <w:t xml:space="preserve">B.  Second planet</w:t>
+              <w:t xml:space="preserve">B.  A cube</w:t>
             </w:r>
           </w:p>
           <w:p>
@@ -1547,7 +1547,7 @@
                 <w:sz w:val="22"/>
                 <w:szCs w:val="22"/>
               </w:rPr>
-              <w:t xml:space="preserve">C.  Third planet</w:t>
+              <w:t xml:space="preserve">C.  A sphere slightly flattened at the poles</w:t>
             </w:r>
           </w:p>
           <w:p>
@@ -1561,7 +1561,7 @@
                 <w:sz w:val="22"/>
                 <w:szCs w:val="22"/>
               </w:rPr>
-              <w:t xml:space="preserve">D.  Fourth planet</w:t>
+              <w:t xml:space="preserve">D.  A cylinder</w:t>
             </w:r>
           </w:p>
         </w:tc>
@@ -1594,7 +1594,7 @@
                 <w:sz w:val="22"/>
                 <w:szCs w:val="22"/>
               </w:rPr>
-              <w:t xml:space="preserve">6. Which of the following is a proof that the Earth is spherical?</w:t>
+              <w:t xml:space="preserve">6. The line of longitude 0° is called the:</w:t>
             </w:r>
           </w:p>
           <w:p>
@@ -1608,7 +1608,7 @@
                 <w:sz w:val="22"/>
                 <w:szCs w:val="22"/>
               </w:rPr>
-              <w:t xml:space="preserve">A.  Ships disappear gradually below the horizon</w:t>
+              <w:t xml:space="preserve">A.  Equator</w:t>
             </w:r>
           </w:p>
           <w:p>
@@ -1622,7 +1622,7 @@
                 <w:sz w:val="22"/>
                 <w:szCs w:val="22"/>
               </w:rPr>
-              <w:t xml:space="preserve">B.  The Sun gives heat</w:t>
+              <w:t xml:space="preserve">B.  International Date Line</w:t>
             </w:r>
           </w:p>
           <w:p>
@@ -1636,7 +1636,7 @@
                 <w:sz w:val="22"/>
                 <w:szCs w:val="22"/>
               </w:rPr>
-              <w:t xml:space="preserve">C.  Rivers flow to the sea</w:t>
+              <w:t xml:space="preserve">C.  Greenwich (Prime) Meridian</w:t>
             </w:r>
           </w:p>
           <w:p>
@@ -1650,7 +1650,7 @@
                 <w:sz w:val="22"/>
                 <w:szCs w:val="22"/>
               </w:rPr>
-              <w:t xml:space="preserve">D.  Trees grow upwards</w:t>
+              <w:t xml:space="preserve">D.  Tropic of Capricorn</w:t>
             </w:r>
           </w:p>
         </w:tc>
@@ -1688,7 +1688,7 @@
                 <w:sz w:val="22"/>
                 <w:szCs w:val="22"/>
               </w:rPr>
-              <w:t xml:space="preserve">2. The natural satellite of the Earth is:</w:t>
+              <w:t xml:space="preserve">2. Which of the following is a proof that the Earth is spherical?</w:t>
             </w:r>
           </w:p>
           <w:p>
@@ -1702,7 +1702,7 @@
                 <w:sz w:val="22"/>
                 <w:szCs w:val="22"/>
               </w:rPr>
-              <w:t xml:space="preserve">A.  The Sun</w:t>
+              <w:t xml:space="preserve">A.  Ships disappear gradually below the horizon</w:t>
             </w:r>
           </w:p>
           <w:p>
@@ -1716,7 +1716,7 @@
                 <w:sz w:val="22"/>
                 <w:szCs w:val="22"/>
               </w:rPr>
-              <w:t xml:space="preserve">B.  The Moon</w:t>
+              <w:t xml:space="preserve">B.  The Sun gives heat</w:t>
             </w:r>
           </w:p>
           <w:p>
@@ -1730,7 +1730,7 @@
                 <w:sz w:val="22"/>
                 <w:szCs w:val="22"/>
               </w:rPr>
-              <w:t xml:space="preserve">C.  Mars</w:t>
+              <w:t xml:space="preserve">C.  Rivers flow to the sea</w:t>
             </w:r>
           </w:p>
           <w:p>
@@ -1744,7 +1744,7 @@
                 <w:sz w:val="22"/>
                 <w:szCs w:val="22"/>
               </w:rPr>
-              <w:t xml:space="preserve">D.  The Milky Way</w:t>
+              <w:t xml:space="preserve">D.  Trees grow upwards</w:t>
             </w:r>
           </w:p>
         </w:tc>
@@ -1777,7 +1777,7 @@
                 <w:sz w:val="22"/>
                 <w:szCs w:val="22"/>
               </w:rPr>
-              <w:t xml:space="preserve">7. The line of latitude 0° is called the:</w:t>
+              <w:t xml:space="preserve">7. Which of the following lines of latitude is a great circle?</w:t>
             </w:r>
           </w:p>
           <w:p>
@@ -1791,7 +1791,7 @@
                 <w:sz w:val="22"/>
                 <w:szCs w:val="22"/>
               </w:rPr>
-              <w:t xml:space="preserve">A.  Greenwich Meridian</w:t>
+              <w:t xml:space="preserve">A.  The Tropic of Cancer</w:t>
             </w:r>
           </w:p>
           <w:p>
@@ -1805,7 +1805,7 @@
                 <w:sz w:val="22"/>
                 <w:szCs w:val="22"/>
               </w:rPr>
-              <w:t xml:space="preserve">B.  Equator</w:t>
+              <w:t xml:space="preserve">B.  The Equator</w:t>
             </w:r>
           </w:p>
           <w:p>
@@ -1819,7 +1819,7 @@
                 <w:sz w:val="22"/>
                 <w:szCs w:val="22"/>
               </w:rPr>
-              <w:t xml:space="preserve">C.  Tropic of Cancer</w:t>
+              <w:t xml:space="preserve">C.  The Arctic Circle</w:t>
             </w:r>
           </w:p>
           <w:p>
@@ -1833,7 +1833,7 @@
                 <w:sz w:val="22"/>
                 <w:szCs w:val="22"/>
               </w:rPr>
-              <w:t xml:space="preserve">D.  Arctic Circle</w:t>
+              <w:t xml:space="preserve">D.  The Tropic of Capricorn</w:t>
             </w:r>
           </w:p>
         </w:tc>
@@ -1871,7 +1871,7 @@
                 <w:sz w:val="22"/>
                 <w:szCs w:val="22"/>
               </w:rPr>
-              <w:t xml:space="preserve">3. The phase of the Moon in which its whole lit face can be seen from the Earth is called the:</w:t>
+              <w:t xml:space="preserve">3. Our galaxy, to which the solar system belongs, is called the:</w:t>
             </w:r>
           </w:p>
           <w:p>
@@ -1885,7 +1885,7 @@
                 <w:sz w:val="22"/>
                 <w:szCs w:val="22"/>
               </w:rPr>
-              <w:t xml:space="preserve">A.  New Moon</w:t>
+              <w:t xml:space="preserve">A.  Milky Way</w:t>
             </w:r>
           </w:p>
           <w:p>
@@ -1899,7 +1899,7 @@
                 <w:sz w:val="22"/>
                 <w:szCs w:val="22"/>
               </w:rPr>
-              <w:t xml:space="preserve">B.  First quarter</w:t>
+              <w:t xml:space="preserve">B.  Andromeda</w:t>
             </w:r>
           </w:p>
           <w:p>
@@ -1913,7 +1913,7 @@
                 <w:sz w:val="22"/>
                 <w:szCs w:val="22"/>
               </w:rPr>
-              <w:t xml:space="preserve">C.  Full Moon</w:t>
+              <w:t xml:space="preserve">C.  Orion</w:t>
             </w:r>
           </w:p>
           <w:p>
@@ -1927,7 +1927,7 @@
                 <w:sz w:val="22"/>
                 <w:szCs w:val="22"/>
               </w:rPr>
-              <w:t xml:space="preserve">D.  Last quarter</w:t>
+              <w:t xml:space="preserve">D.  Asteroid belt</w:t>
             </w:r>
           </w:p>
         </w:tc>
@@ -1960,7 +1960,7 @@
                 <w:sz w:val="22"/>
                 <w:szCs w:val="22"/>
               </w:rPr>
-              <w:t xml:space="preserve">8. The line of longitude 0° is called the:</w:t>
+              <w:t xml:space="preserve">8. The International Date Line follows approximately the meridian:</w:t>
             </w:r>
           </w:p>
           <w:p>
@@ -1974,7 +1974,7 @@
                 <w:sz w:val="22"/>
                 <w:szCs w:val="22"/>
               </w:rPr>
-              <w:t xml:space="preserve">A.  Equator</w:t>
+              <w:t xml:space="preserve">A.  0°</w:t>
             </w:r>
           </w:p>
           <w:p>
@@ -1988,7 +1988,7 @@
                 <w:sz w:val="22"/>
                 <w:szCs w:val="22"/>
               </w:rPr>
-              <w:t xml:space="preserve">B.  International Date Line</w:t>
+              <w:t xml:space="preserve">B.  45° E</w:t>
             </w:r>
           </w:p>
           <w:p>
@@ -2002,7 +2002,7 @@
                 <w:sz w:val="22"/>
                 <w:szCs w:val="22"/>
               </w:rPr>
-              <w:t xml:space="preserve">C.  Greenwich (Prime) Meridian</w:t>
+              <w:t xml:space="preserve">C.  90° W</w:t>
             </w:r>
           </w:p>
           <w:p>
@@ -2016,7 +2016,7 @@
                 <w:sz w:val="22"/>
                 <w:szCs w:val="22"/>
               </w:rPr>
-              <w:t xml:space="preserve">D.  Tropic of Capricorn</w:t>
+              <w:t xml:space="preserve">D.  180°</w:t>
             </w:r>
           </w:p>
         </w:tc>
@@ -2054,7 +2054,7 @@
                 <w:sz w:val="22"/>
                 <w:szCs w:val="22"/>
               </w:rPr>
-              <w:t xml:space="preserve">4. The circumference of the Earth at the Equator is about:</w:t>
+              <w:t xml:space="preserve">4. The pull of the Moon on the Earth causes the:</w:t>
             </w:r>
           </w:p>
           <w:p>
@@ -2068,7 +2068,7 @@
                 <w:sz w:val="22"/>
                 <w:szCs w:val="22"/>
               </w:rPr>
-              <w:t xml:space="preserve">A.  12,700 km</w:t>
+              <w:t xml:space="preserve">A.  Tides</w:t>
             </w:r>
           </w:p>
           <w:p>
@@ -2082,7 +2082,7 @@
                 <w:sz w:val="22"/>
                 <w:szCs w:val="22"/>
               </w:rPr>
-              <w:t xml:space="preserve">B.  20,000 km</w:t>
+              <w:t xml:space="preserve">B.  Seasons</w:t>
             </w:r>
           </w:p>
           <w:p>
@@ -2096,7 +2096,7 @@
                 <w:sz w:val="22"/>
                 <w:szCs w:val="22"/>
               </w:rPr>
-              <w:t xml:space="preserve">C.  40,000 km</w:t>
+              <w:t xml:space="preserve">C.  Day and night</w:t>
             </w:r>
           </w:p>
           <w:p>
@@ -2110,7 +2110,7 @@
                 <w:sz w:val="22"/>
                 <w:szCs w:val="22"/>
               </w:rPr>
-              <w:t xml:space="preserve">D.  510 million km</w:t>
+              <w:t xml:space="preserve">D.  Winds</w:t>
             </w:r>
           </w:p>
         </w:tc>
@@ -2143,7 +2143,7 @@
                 <w:sz w:val="22"/>
                 <w:szCs w:val="22"/>
               </w:rPr>
-              <w:t xml:space="preserve">9. The Tropic of Cancer is at latitude:</w:t>
+              <w:t xml:space="preserve">9. A traveller who crosses the International Date Line going west:</w:t>
             </w:r>
           </w:p>
           <w:p>
@@ -2157,7 +2157,7 @@
                 <w:sz w:val="22"/>
                 <w:szCs w:val="22"/>
               </w:rPr>
-              <w:t xml:space="preserve">A.  0°</w:t>
+              <w:t xml:space="preserve">A.  Adds one day</w:t>
             </w:r>
           </w:p>
           <w:p>
@@ -2171,7 +2171,7 @@
                 <w:sz w:val="22"/>
                 <w:szCs w:val="22"/>
               </w:rPr>
-              <w:t xml:space="preserve">B.  23½° N</w:t>
+              <w:t xml:space="preserve">B.  Removes one day</w:t>
             </w:r>
           </w:p>
           <w:p>
@@ -2185,7 +2185,7 @@
                 <w:sz w:val="22"/>
                 <w:szCs w:val="22"/>
               </w:rPr>
-              <w:t xml:space="preserve">C.  23½° S</w:t>
+              <w:t xml:space="preserve">C.  Keeps the same date</w:t>
             </w:r>
           </w:p>
           <w:p>
@@ -2199,7 +2199,7 @@
                 <w:sz w:val="22"/>
                 <w:szCs w:val="22"/>
               </w:rPr>
-              <w:t xml:space="preserve">D.  66½° N</w:t>
+              <w:t xml:space="preserve">D.  Adds one hour</w:t>
             </w:r>
           </w:p>
         </w:tc>
@@ -2237,7 +2237,7 @@
                 <w:sz w:val="22"/>
                 <w:szCs w:val="22"/>
               </w:rPr>
-              <w:t xml:space="preserve">5. The shape of the Earth is best described as:</w:t>
+              <w:t xml:space="preserve">5. The line of latitude 0° is called the:</w:t>
             </w:r>
           </w:p>
           <w:p>
@@ -2251,7 +2251,7 @@
                 <w:sz w:val="22"/>
                 <w:szCs w:val="22"/>
               </w:rPr>
-              <w:t xml:space="preserve">A.  A flat disc</w:t>
+              <w:t xml:space="preserve">A.  Greenwich Meridian</w:t>
             </w:r>
           </w:p>
           <w:p>
@@ -2265,7 +2265,7 @@
                 <w:sz w:val="22"/>
                 <w:szCs w:val="22"/>
               </w:rPr>
-              <w:t xml:space="preserve">B.  A cube</w:t>
+              <w:t xml:space="preserve">B.  Equator</w:t>
             </w:r>
           </w:p>
           <w:p>
@@ -2279,7 +2279,7 @@
                 <w:sz w:val="22"/>
                 <w:szCs w:val="22"/>
               </w:rPr>
-              <w:t xml:space="preserve">C.  A sphere slightly flattened at the poles</w:t>
+              <w:t xml:space="preserve">C.  Tropic of Cancer</w:t>
             </w:r>
           </w:p>
           <w:p>
@@ -2293,7 +2293,7 @@
                 <w:sz w:val="22"/>
                 <w:szCs w:val="22"/>
               </w:rPr>
-              <w:t xml:space="preserve">D.  A cylinder</w:t>
+              <w:t xml:space="preserve">D.  Arctic Circle</w:t>
             </w:r>
           </w:p>
         </w:tc>
@@ -2326,7 +2326,7 @@
                 <w:sz w:val="22"/>
                 <w:szCs w:val="22"/>
               </w:rPr>
-              <w:t xml:space="preserve">10. Lines of longitude are also called:</w:t>
+              <w:t xml:space="preserve">10. When we write the geographical coordinates of a place, we write first the:</w:t>
             </w:r>
           </w:p>
           <w:p>
@@ -2340,7 +2340,7 @@
                 <w:sz w:val="22"/>
                 <w:szCs w:val="22"/>
               </w:rPr>
-              <w:t xml:space="preserve">A.  Parallels</w:t>
+              <w:t xml:space="preserve">A.  Longitude</w:t>
             </w:r>
           </w:p>
           <w:p>
@@ -2354,7 +2354,7 @@
                 <w:sz w:val="22"/>
                 <w:szCs w:val="22"/>
               </w:rPr>
-              <w:t xml:space="preserve">B.  Meridians</w:t>
+              <w:t xml:space="preserve">B.  Latitude</w:t>
             </w:r>
           </w:p>
           <w:p>
@@ -2368,7 +2368,7 @@
                 <w:sz w:val="22"/>
                 <w:szCs w:val="22"/>
               </w:rPr>
-              <w:t xml:space="preserve">C.  Tropics</w:t>
+              <w:t xml:space="preserve">C.  Altitude</w:t>
             </w:r>
           </w:p>
           <w:p>
@@ -2382,7 +2382,7 @@
                 <w:sz w:val="22"/>
                 <w:szCs w:val="22"/>
               </w:rPr>
-              <w:t xml:space="preserve">D.  Polar circles</w:t>
+              <w:t xml:space="preserve">D.  Scale</w:t>
             </w:r>
           </w:p>
         </w:tc>
@@ -2407,6 +2407,66 @@
     <w:p>
       <w:pPr>
         <w:keepNext/>
+        <w:spacing w:after="20" w:before="0"/>
+      </w:pPr>
+      <w:r>
+        <w:rPr>
+          <w:rFonts w:ascii="Times New Roman" w:cs="Times New Roman" w:eastAsia="Times New Roman" w:hAnsi="Times New Roman"/>
+          <w:sz w:val="24"/>
+          <w:szCs w:val="24"/>
+        </w:rPr>
+        <w:t xml:space="preserve">Study the map of Cameroon below.</w:t>
+      </w:r>
+    </w:p>
+    <w:p>
+      <w:pPr>
+        <w:spacing w:after="40" w:before="40"/>
+        <w:jc w:val="center"/>
+      </w:pPr>
+      <w:r>
+        <w:drawing>
+          <wp:inline distT="0" distB="0" distL="0" distR="0">
+            <wp:extent cx="3143250" cy="2752725"/>
+            <wp:effectExtent t="0" r="0" b="0" l="0"/>
+            <wp:docPr id="4" name="" descr="" title=""/>
+            <wp:cNvGraphicFramePr>
+              <a:graphicFrameLocks xmlns:a="http://schemas.openxmlformats.org/drawingml/2006/main" noChangeAspect="1"/>
+            </wp:cNvGraphicFramePr>
+            <a:graphic xmlns:a="http://schemas.openxmlformats.org/drawingml/2006/main">
+              <a:graphicData uri="http://schemas.openxmlformats.org/drawingml/2006/picture">
+                <pic:pic xmlns:pic="http://schemas.openxmlformats.org/drawingml/2006/picture">
+                  <pic:nvPicPr>
+                    <pic:cNvPr id="0" name="" descr=""/>
+                    <pic:cNvPicPr>
+                      <a:picLocks noChangeAspect="1" noChangeArrowheads="1"/>
+                    </pic:cNvPicPr>
+                  </pic:nvPicPr>
+                  <pic:blipFill>
+                    <a:blip r:embed="rId9" cstate="none"/>
+                    <a:srcRect/>
+                    <a:stretch>
+                      <a:fillRect/>
+                    </a:stretch>
+                  </pic:blipFill>
+                  <pic:spPr bwMode="auto">
+                    <a:xfrm>
+                      <a:off x="0" y="0"/>
+                      <a:ext cx="3143250" cy="2752725"/>
+                    </a:xfrm>
+                    <a:prstGeom prst="rect">
+                      <a:avLst/>
+                    </a:prstGeom>
+                  </pic:spPr>
+                </pic:pic>
+              </a:graphicData>
+            </a:graphic>
+          </wp:inline>
+        </w:drawing>
+      </w:r>
+    </w:p>
+    <w:p>
+      <w:pPr>
+        <w:keepNext/>
         <w:spacing w:after="0" w:before="80" w:line="300"/>
       </w:pPr>
       <w:r>
@@ -2425,7 +2485,7 @@
           <w:sz w:val="24"/>
           <w:szCs w:val="24"/>
         </w:rPr>
-        <w:t xml:space="preserve"> Town A is on latitude </w:t>
+        <w:t xml:space="preserve"> Give the geographical coordinates of </w:t>
       </w:r>
       <w:r>
         <w:rPr>
@@ -2435,33 +2495,15 @@
           <w:sz w:val="24"/>
           <w:szCs w:val="24"/>
         </w:rPr>
-        <w:t xml:space="preserve">8° N</w:t>
-      </w:r>
-      <w:r>
-        <w:rPr>
-          <w:rFonts w:ascii="Times New Roman" w:cs="Times New Roman" w:eastAsia="Times New Roman" w:hAnsi="Times New Roman"/>
-          <w:sz w:val="24"/>
-          <w:szCs w:val="24"/>
-        </w:rPr>
-        <w:t xml:space="preserve"> and town B is on latitude </w:t>
-      </w:r>
-      <w:r>
-        <w:rPr>
-          <w:rFonts w:ascii="Times New Roman" w:cs="Times New Roman" w:eastAsia="Times New Roman" w:hAnsi="Times New Roman"/>
-          <w:b/>
-          <w:bCs/>
-          <w:sz w:val="24"/>
-          <w:szCs w:val="24"/>
-        </w:rPr>
-        <w:t xml:space="preserve">2° S</w:t>
-      </w:r>
-      <w:r>
-        <w:rPr>
-          <w:rFonts w:ascii="Times New Roman" w:cs="Times New Roman" w:eastAsia="Times New Roman" w:hAnsi="Times New Roman"/>
-          <w:sz w:val="24"/>
-          <w:szCs w:val="24"/>
-        </w:rPr>
-        <w:t xml:space="preserve">, on the same meridian. Taking 1° of latitude = 111 km, calculate the distance between the two towns. </w:t>
+        <w:t xml:space="preserve">Garoua</w:t>
+      </w:r>
+      <w:r>
+        <w:rPr>
+          <w:rFonts w:ascii="Times New Roman" w:cs="Times New Roman" w:eastAsia="Times New Roman" w:hAnsi="Times New Roman"/>
+          <w:sz w:val="24"/>
+          <w:szCs w:val="24"/>
+        </w:rPr>
+        <w:t xml:space="preserve">. </w:t>
       </w:r>
       <w:r>
         <w:rPr>
@@ -2493,40 +2535,6 @@
     </w:p>
     <w:p>
       <w:pPr>
-        <w:tabs>
-          <w:tab w:val="right" w:pos="10466" w:leader="dot"/>
-        </w:tabs>
-        <w:spacing w:after="0" w:before="0" w:line="380"/>
-        <w:ind w:left="0"/>
-      </w:pPr>
-      <w:r>
-        <w:rPr>
-          <w:rFonts w:ascii="Times New Roman" w:cs="Times New Roman" w:eastAsia="Times New Roman" w:hAnsi="Times New Roman"/>
-          <w:sz w:val="24"/>
-          <w:szCs w:val="24"/>
-        </w:rPr>
-        <w:t xml:space="preserve">	</w:t>
-      </w:r>
-    </w:p>
-    <w:p>
-      <w:pPr>
-        <w:tabs>
-          <w:tab w:val="right" w:pos="10466" w:leader="dot"/>
-        </w:tabs>
-        <w:spacing w:after="0" w:before="0" w:line="380"/>
-        <w:ind w:left="0"/>
-      </w:pPr>
-      <w:r>
-        <w:rPr>
-          <w:rFonts w:ascii="Times New Roman" w:cs="Times New Roman" w:eastAsia="Times New Roman" w:hAnsi="Times New Roman"/>
-          <w:sz w:val="24"/>
-          <w:szCs w:val="24"/>
-        </w:rPr>
-        <w:t xml:space="preserve">	</w:t>
-      </w:r>
-    </w:p>
-    <w:p>
-      <w:pPr>
         <w:keepNext/>
         <w:spacing w:after="0" w:before="80" w:line="300"/>
       </w:pPr>
@@ -2546,7 +2554,7 @@
           <w:sz w:val="24"/>
           <w:szCs w:val="24"/>
         </w:rPr>
-        <w:t xml:space="preserve"> Give </w:t>
+        <w:t xml:space="preserve"> Give the geographical coordinates of </w:t>
       </w:r>
       <w:r>
         <w:rPr>
@@ -2556,15 +2564,15 @@
           <w:sz w:val="24"/>
           <w:szCs w:val="24"/>
         </w:rPr>
-        <w:t xml:space="preserve">two</w:t>
-      </w:r>
-      <w:r>
-        <w:rPr>
-          <w:rFonts w:ascii="Times New Roman" w:cs="Times New Roman" w:eastAsia="Times New Roman" w:hAnsi="Times New Roman"/>
-          <w:sz w:val="24"/>
-          <w:szCs w:val="24"/>
-        </w:rPr>
-        <w:t xml:space="preserve"> differences between lines of latitude and lines of longitude. </w:t>
+        <w:t xml:space="preserve">Douala</w:t>
+      </w:r>
+      <w:r>
+        <w:rPr>
+          <w:rFonts w:ascii="Times New Roman" w:cs="Times New Roman" w:eastAsia="Times New Roman" w:hAnsi="Times New Roman"/>
+          <w:sz w:val="24"/>
+          <w:szCs w:val="24"/>
+        </w:rPr>
+        <w:t xml:space="preserve">. </w:t>
       </w:r>
       <w:r>
         <w:rPr>
@@ -2575,40 +2583,6 @@
           <w:szCs w:val="24"/>
         </w:rPr>
         <w:t xml:space="preserve">(2 marks)</w:t>
-      </w:r>
-    </w:p>
-    <w:p>
-      <w:pPr>
-        <w:tabs>
-          <w:tab w:val="right" w:pos="10466" w:leader="dot"/>
-        </w:tabs>
-        <w:spacing w:after="0" w:before="0" w:line="380"/>
-        <w:ind w:left="0"/>
-      </w:pPr>
-      <w:r>
-        <w:rPr>
-          <w:rFonts w:ascii="Times New Roman" w:cs="Times New Roman" w:eastAsia="Times New Roman" w:hAnsi="Times New Roman"/>
-          <w:sz w:val="24"/>
-          <w:szCs w:val="24"/>
-        </w:rPr>
-        <w:t xml:space="preserve">	</w:t>
-      </w:r>
-    </w:p>
-    <w:p>
-      <w:pPr>
-        <w:tabs>
-          <w:tab w:val="right" w:pos="10466" w:leader="dot"/>
-        </w:tabs>
-        <w:spacing w:after="0" w:before="0" w:line="380"/>
-        <w:ind w:left="0"/>
-      </w:pPr>
-      <w:r>
-        <w:rPr>
-          <w:rFonts w:ascii="Times New Roman" w:cs="Times New Roman" w:eastAsia="Times New Roman" w:hAnsi="Times New Roman"/>
-          <w:sz w:val="24"/>
-          <w:szCs w:val="24"/>
-        </w:rPr>
-        <w:t xml:space="preserve">	</w:t>
       </w:r>
     </w:p>
     <w:p>
@@ -2838,7 +2812,7 @@
                 <wp:inline distT="0" distB="0" distL="0" distR="0">
                   <wp:extent cx="2762250" cy="1533525"/>
                   <wp:effectExtent t="0" r="0" b="0" l="0"/>
-                  <wp:docPr id="4" name="" descr="" title=""/>
+                  <wp:docPr id="5" name="" descr="" title=""/>
                   <wp:cNvGraphicFramePr>
                     <a:graphicFrameLocks xmlns:a="http://schemas.openxmlformats.org/drawingml/2006/main" noChangeAspect="1"/>
                   </wp:cNvGraphicFramePr>
@@ -2852,7 +2826,7 @@
                           </pic:cNvPicPr>
                         </pic:nvPicPr>
                         <pic:blipFill>
-                          <a:blip r:embed="rId9" cstate="none"/>
+                          <a:blip r:embed="rId10" cstate="none"/>
                           <a:srcRect/>
                           <a:stretch>
                             <a:fillRect/>
